--- a/多模态中医药人工智能模型评测标准0511.docx
+++ b/多模态中医药人工智能模型评测标准0511.docx
@@ -17028,6 +17028,90 @@
         </w:tc>
       </w:tr>
       <w:tr>
+        <w:tc>
+          <w:tcPr>
+            <w:tcW w:type="dxa" w:w="2400"/>
+          </w:tcPr>
+          <w:p>
+            <w:r>
+              <w:t>苔分布识别</w:t>
+            </w:r>
+          </w:p>
+        </w:tc>
+        <w:tc>
+          <w:tcPr>
+            <w:tcW w:type="dxa" w:w="2200"/>
+          </w:tcPr>
+          <w:p>
+            <w:r>
+              <w:t>准确率</w:t>
+            </w:r>
+          </w:p>
+        </w:tc>
+        <w:tc>
+          <w:tcPr>
+            <w:tcW w:type="dxa" w:w="2050"/>
+          </w:tcPr>
+          <w:p>
+            <w:r>
+              <w:t>≥80%</w:t>
+            </w:r>
+          </w:p>
+        </w:tc>
+        <w:tc>
+          <w:tcPr>
+            <w:tcW w:type="dxa" w:w="2050"/>
+          </w:tcPr>
+          <w:p>
+            <w:r>
+              <w:t>≥88%</w:t>
+            </w:r>
+          </w:p>
+        </w:tc>
+      </w:tr>
+      <w:tr>
+        <w:tc>
+          <w:tcPr>
+            <w:tcW w:type="dxa" w:w="2400"/>
+          </w:tcPr>
+          <w:p>
+            <w:r>
+              <w:t>津液判断</w:t>
+            </w:r>
+          </w:p>
+        </w:tc>
+        <w:tc>
+          <w:tcPr>
+            <w:tcW w:type="dxa" w:w="2200"/>
+          </w:tcPr>
+          <w:p>
+            <w:r>
+              <w:t>准确率</w:t>
+            </w:r>
+          </w:p>
+        </w:tc>
+        <w:tc>
+          <w:tcPr>
+            <w:tcW w:type="dxa" w:w="2050"/>
+          </w:tcPr>
+          <w:p>
+            <w:r>
+              <w:t>≥78%</w:t>
+            </w:r>
+          </w:p>
+        </w:tc>
+        <w:tc>
+          <w:tcPr>
+            <w:tcW w:type="dxa" w:w="2050"/>
+          </w:tcPr>
+          <w:p>
+            <w:r>
+              <w:t>≥86%</w:t>
+            </w:r>
+          </w:p>
+        </w:tc>
+      </w:tr>
+      <w:tr>
         <w:tblPrEx>
           <w:tblBorders>
             <w:top w:val="single" w:color="auto" w:sz="4" w:space="0"/>
@@ -18547,147 +18631,43 @@
         </w:tc>
       </w:tr>
       <w:tr>
-        <w:tblPrEx>
-          <w:tblBorders>
-            <w:top w:val="single" w:color="auto" w:sz="4" w:space="0"/>
-            <w:left w:val="single" w:color="auto" w:sz="4" w:space="0"/>
-            <w:bottom w:val="single" w:color="auto" w:sz="4" w:space="0"/>
-            <w:right w:val="single" w:color="auto" w:sz="4" w:space="0"/>
-            <w:insideH w:val="single" w:color="auto" w:sz="4" w:space="0"/>
-            <w:insideV w:val="single" w:color="auto" w:sz="4" w:space="0"/>
-          </w:tblBorders>
-          <w:tblCellMar>
-            <w:top w:w="0" w:type="dxa"/>
-            <w:left w:w="10" w:type="dxa"/>
-            <w:bottom w:w="0" w:type="dxa"/>
-            <w:right w:w="10" w:type="dxa"/>
-          </w:tblCellMar>
-        </w:tblPrEx>
-        <w:tc>
-          <w:tcPr>
-            <w:tcW w:w="2400" w:type="dxa"/>
-            <w:tcBorders>
-              <w:top w:val="single" w:color="000000" w:sz="4" w:space="0"/>
-              <w:left w:val="single" w:color="000000" w:sz="4" w:space="0"/>
-              <w:bottom w:val="single" w:color="000000" w:sz="4" w:space="0"/>
-              <w:right w:val="single" w:color="000000" w:sz="4" w:space="0"/>
-            </w:tcBorders>
-            <w:tcMar>
-              <w:top w:w="80" w:type="dxa"/>
-              <w:left w:w="120" w:type="dxa"/>
-              <w:bottom w:w="80" w:type="dxa"/>
-              <w:right w:w="120" w:type="dxa"/>
-            </w:tcMar>
-            <w:vAlign w:val="center"/>
-          </w:tcPr>
-          <w:p>
-            <w:pPr>
-              <w:spacing w:line="280" w:lineRule="auto"/>
-              <w:jc w:val="left"/>
-            </w:pPr>
-            <w:r>
-              <w:rPr>
-                <w:rFonts w:ascii="宋体" w:hAnsi="宋体" w:eastAsia="宋体" w:cs="宋体"/>
-                <w:sz w:val="20"/>
-                <w:szCs w:val="20"/>
-              </w:rPr>
-              <w:t>脉率计算</w:t>
-            </w:r>
-          </w:p>
-        </w:tc>
-        <w:tc>
-          <w:tcPr>
-            <w:tcW w:w="2200" w:type="dxa"/>
-            <w:tcBorders>
-              <w:top w:val="single" w:color="000000" w:sz="4" w:space="0"/>
-              <w:left w:val="single" w:color="000000" w:sz="4" w:space="0"/>
-              <w:bottom w:val="single" w:color="000000" w:sz="4" w:space="0"/>
-              <w:right w:val="single" w:color="000000" w:sz="4" w:space="0"/>
-            </w:tcBorders>
-            <w:tcMar>
-              <w:top w:w="80" w:type="dxa"/>
-              <w:left w:w="120" w:type="dxa"/>
-              <w:bottom w:w="80" w:type="dxa"/>
-              <w:right w:w="120" w:type="dxa"/>
-            </w:tcMar>
-            <w:vAlign w:val="center"/>
-          </w:tcPr>
-          <w:p>
-            <w:pPr>
-              <w:spacing w:line="280" w:lineRule="auto"/>
-              <w:jc w:val="center"/>
-            </w:pPr>
-            <w:r>
-              <w:rPr>
-                <w:rFonts w:ascii="宋体" w:hAnsi="宋体" w:eastAsia="宋体" w:cs="宋体"/>
-                <w:sz w:val="20"/>
-                <w:szCs w:val="20"/>
-              </w:rPr>
-              <w:t>误差范围</w:t>
-            </w:r>
-          </w:p>
-        </w:tc>
-        <w:tc>
-          <w:tcPr>
-            <w:tcW w:w="2050" w:type="dxa"/>
-            <w:tcBorders>
-              <w:top w:val="single" w:color="000000" w:sz="4" w:space="0"/>
-              <w:left w:val="single" w:color="000000" w:sz="4" w:space="0"/>
-              <w:bottom w:val="single" w:color="000000" w:sz="4" w:space="0"/>
-              <w:right w:val="single" w:color="000000" w:sz="4" w:space="0"/>
-            </w:tcBorders>
-            <w:tcMar>
-              <w:top w:w="80" w:type="dxa"/>
-              <w:left w:w="120" w:type="dxa"/>
-              <w:bottom w:w="80" w:type="dxa"/>
-              <w:right w:w="120" w:type="dxa"/>
-            </w:tcMar>
-            <w:vAlign w:val="center"/>
-          </w:tcPr>
-          <w:p>
-            <w:pPr>
-              <w:spacing w:line="280" w:lineRule="auto"/>
-              <w:jc w:val="center"/>
-            </w:pPr>
-            <w:r>
-              <w:rPr>
-                <w:rFonts w:ascii="宋体" w:hAnsi="宋体" w:eastAsia="宋体" w:cs="宋体"/>
-                <w:sz w:val="20"/>
-                <w:szCs w:val="20"/>
-              </w:rPr>
-              <w:t>±3次/分</w:t>
-            </w:r>
-          </w:p>
-        </w:tc>
-        <w:tc>
-          <w:tcPr>
-            <w:tcW w:w="2050" w:type="dxa"/>
-            <w:tcBorders>
-              <w:top w:val="single" w:color="000000" w:sz="4" w:space="0"/>
-              <w:left w:val="single" w:color="000000" w:sz="4" w:space="0"/>
-              <w:bottom w:val="single" w:color="000000" w:sz="4" w:space="0"/>
-              <w:right w:val="single" w:color="000000" w:sz="4" w:space="0"/>
-            </w:tcBorders>
-            <w:tcMar>
-              <w:top w:w="80" w:type="dxa"/>
-              <w:left w:w="120" w:type="dxa"/>
-              <w:bottom w:w="80" w:type="dxa"/>
-              <w:right w:w="120" w:type="dxa"/>
-            </w:tcMar>
-            <w:vAlign w:val="center"/>
-          </w:tcPr>
-          <w:p>
-            <w:pPr>
-              <w:spacing w:line="280" w:lineRule="auto"/>
-              <w:jc w:val="center"/>
-            </w:pPr>
-            <w:r>
-              <w:rPr>
-                <w:rFonts w:ascii="宋体" w:hAnsi="宋体" w:eastAsia="宋体" w:cs="宋体"/>
-                <w:sz w:val="20"/>
-                <w:szCs w:val="20"/>
-              </w:rPr>
-              <w:t>±2次/分</w:t>
+        <w:tc>
+          <w:tcPr>
+            <w:tcW w:type="dxa" w:w="2400"/>
+          </w:tcPr>
+          <w:p>
+            <w:r>
+              <w:t>脉力判断</w:t>
+            </w:r>
+          </w:p>
+        </w:tc>
+        <w:tc>
+          <w:tcPr>
+            <w:tcW w:type="dxa" w:w="2200"/>
+          </w:tcPr>
+          <w:p>
+            <w:r>
+              <w:t>准确率</w:t>
+            </w:r>
+          </w:p>
+        </w:tc>
+        <w:tc>
+          <w:tcPr>
+            <w:tcW w:type="dxa" w:w="2050"/>
+          </w:tcPr>
+          <w:p>
+            <w:r>
+              <w:t>≥80%</w:t>
+            </w:r>
+          </w:p>
+        </w:tc>
+        <w:tc>
+          <w:tcPr>
+            <w:tcW w:type="dxa" w:w="2050"/>
+          </w:tcPr>
+          <w:p>
+            <w:r>
+              <w:t>≥88%</w:t>
             </w:r>
           </w:p>
         </w:tc>
@@ -18737,6 +18717,152 @@
                 <w:sz w:val="20"/>
                 <w:szCs w:val="20"/>
               </w:rPr>
+              <w:t>脉率计算</w:t>
+            </w:r>
+          </w:p>
+        </w:tc>
+        <w:tc>
+          <w:tcPr>
+            <w:tcW w:w="2200" w:type="dxa"/>
+            <w:tcBorders>
+              <w:top w:val="single" w:color="000000" w:sz="4" w:space="0"/>
+              <w:left w:val="single" w:color="000000" w:sz="4" w:space="0"/>
+              <w:bottom w:val="single" w:color="000000" w:sz="4" w:space="0"/>
+              <w:right w:val="single" w:color="000000" w:sz="4" w:space="0"/>
+            </w:tcBorders>
+            <w:tcMar>
+              <w:top w:w="80" w:type="dxa"/>
+              <w:left w:w="120" w:type="dxa"/>
+              <w:bottom w:w="80" w:type="dxa"/>
+              <w:right w:w="120" w:type="dxa"/>
+            </w:tcMar>
+            <w:vAlign w:val="center"/>
+          </w:tcPr>
+          <w:p>
+            <w:pPr>
+              <w:spacing w:line="280" w:lineRule="auto"/>
+              <w:jc w:val="center"/>
+            </w:pPr>
+            <w:r>
+              <w:rPr>
+                <w:rFonts w:ascii="宋体" w:hAnsi="宋体" w:eastAsia="宋体" w:cs="宋体"/>
+                <w:sz w:val="20"/>
+                <w:szCs w:val="20"/>
+              </w:rPr>
+              <w:t>误差范围</w:t>
+            </w:r>
+          </w:p>
+        </w:tc>
+        <w:tc>
+          <w:tcPr>
+            <w:tcW w:w="2050" w:type="dxa"/>
+            <w:tcBorders>
+              <w:top w:val="single" w:color="000000" w:sz="4" w:space="0"/>
+              <w:left w:val="single" w:color="000000" w:sz="4" w:space="0"/>
+              <w:bottom w:val="single" w:color="000000" w:sz="4" w:space="0"/>
+              <w:right w:val="single" w:color="000000" w:sz="4" w:space="0"/>
+            </w:tcBorders>
+            <w:tcMar>
+              <w:top w:w="80" w:type="dxa"/>
+              <w:left w:w="120" w:type="dxa"/>
+              <w:bottom w:w="80" w:type="dxa"/>
+              <w:right w:w="120" w:type="dxa"/>
+            </w:tcMar>
+            <w:vAlign w:val="center"/>
+          </w:tcPr>
+          <w:p>
+            <w:pPr>
+              <w:spacing w:line="280" w:lineRule="auto"/>
+              <w:jc w:val="center"/>
+            </w:pPr>
+            <w:r>
+              <w:rPr>
+                <w:rFonts w:ascii="宋体" w:hAnsi="宋体" w:eastAsia="宋体" w:cs="宋体"/>
+                <w:sz w:val="20"/>
+                <w:szCs w:val="20"/>
+              </w:rPr>
+              <w:t>±3次/分</w:t>
+            </w:r>
+          </w:p>
+        </w:tc>
+        <w:tc>
+          <w:tcPr>
+            <w:tcW w:w="2050" w:type="dxa"/>
+            <w:tcBorders>
+              <w:top w:val="single" w:color="000000" w:sz="4" w:space="0"/>
+              <w:left w:val="single" w:color="000000" w:sz="4" w:space="0"/>
+              <w:bottom w:val="single" w:color="000000" w:sz="4" w:space="0"/>
+              <w:right w:val="single" w:color="000000" w:sz="4" w:space="0"/>
+            </w:tcBorders>
+            <w:tcMar>
+              <w:top w:w="80" w:type="dxa"/>
+              <w:left w:w="120" w:type="dxa"/>
+              <w:bottom w:w="80" w:type="dxa"/>
+              <w:right w:w="120" w:type="dxa"/>
+            </w:tcMar>
+            <w:vAlign w:val="center"/>
+          </w:tcPr>
+          <w:p>
+            <w:pPr>
+              <w:spacing w:line="280" w:lineRule="auto"/>
+              <w:jc w:val="center"/>
+            </w:pPr>
+            <w:r>
+              <w:rPr>
+                <w:rFonts w:ascii="宋体" w:hAnsi="宋体" w:eastAsia="宋体" w:cs="宋体"/>
+                <w:sz w:val="20"/>
+                <w:szCs w:val="20"/>
+              </w:rPr>
+              <w:t>±2次/分</w:t>
+            </w:r>
+          </w:p>
+        </w:tc>
+      </w:tr>
+      <w:tr>
+        <w:tblPrEx>
+          <w:tblBorders>
+            <w:top w:val="single" w:color="auto" w:sz="4" w:space="0"/>
+            <w:left w:val="single" w:color="auto" w:sz="4" w:space="0"/>
+            <w:bottom w:val="single" w:color="auto" w:sz="4" w:space="0"/>
+            <w:right w:val="single" w:color="auto" w:sz="4" w:space="0"/>
+            <w:insideH w:val="single" w:color="auto" w:sz="4" w:space="0"/>
+            <w:insideV w:val="single" w:color="auto" w:sz="4" w:space="0"/>
+          </w:tblBorders>
+          <w:tblCellMar>
+            <w:top w:w="0" w:type="dxa"/>
+            <w:left w:w="10" w:type="dxa"/>
+            <w:bottom w:w="0" w:type="dxa"/>
+            <w:right w:w="10" w:type="dxa"/>
+          </w:tblCellMar>
+        </w:tblPrEx>
+        <w:tc>
+          <w:tcPr>
+            <w:tcW w:w="2400" w:type="dxa"/>
+            <w:tcBorders>
+              <w:top w:val="single" w:color="000000" w:sz="4" w:space="0"/>
+              <w:left w:val="single" w:color="000000" w:sz="4" w:space="0"/>
+              <w:bottom w:val="single" w:color="000000" w:sz="4" w:space="0"/>
+              <w:right w:val="single" w:color="000000" w:sz="4" w:space="0"/>
+            </w:tcBorders>
+            <w:tcMar>
+              <w:top w:w="80" w:type="dxa"/>
+              <w:left w:w="120" w:type="dxa"/>
+              <w:bottom w:w="80" w:type="dxa"/>
+              <w:right w:w="120" w:type="dxa"/>
+            </w:tcMar>
+            <w:vAlign w:val="center"/>
+          </w:tcPr>
+          <w:p>
+            <w:pPr>
+              <w:spacing w:line="280" w:lineRule="auto"/>
+              <w:jc w:val="left"/>
+            </w:pPr>
+            <w:r>
+              <w:rPr>
+                <w:rFonts w:ascii="宋体" w:hAnsi="宋体" w:eastAsia="宋体" w:cs="宋体"/>
+                <w:sz w:val="20"/>
+                <w:szCs w:val="20"/>
+              </w:rPr>
               <w:t>八纲脉分类</w:t>
             </w:r>
           </w:p>
@@ -18834,6 +18960,48 @@
                 <w:szCs w:val="20"/>
               </w:rPr>
               <w:t>≥92%</w:t>
+            </w:r>
+          </w:p>
+        </w:tc>
+      </w:tr>
+      <w:tr>
+        <w:tc>
+          <w:tcPr>
+            <w:tcW w:type="dxa" w:w="2400"/>
+          </w:tcPr>
+          <w:p>
+            <w:r>
+              <w:t>相兼脉识别</w:t>
+            </w:r>
+          </w:p>
+        </w:tc>
+        <w:tc>
+          <w:tcPr>
+            <w:tcW w:type="dxa" w:w="2200"/>
+          </w:tcPr>
+          <w:p>
+            <w:r>
+              <w:t>F1值</w:t>
+            </w:r>
+          </w:p>
+        </w:tc>
+        <w:tc>
+          <w:tcPr>
+            <w:tcW w:type="dxa" w:w="2050"/>
+          </w:tcPr>
+          <w:p>
+            <w:r>
+              <w:t>≥70%</w:t>
+            </w:r>
+          </w:p>
+        </w:tc>
+        <w:tc>
+          <w:tcPr>
+            <w:tcW w:type="dxa" w:w="2050"/>
+          </w:tcPr>
+          <w:p>
+            <w:r>
+              <w:t>≥82%</w:t>
             </w:r>
           </w:p>
         </w:tc>
@@ -40189,6 +40357,250 @@
     <w:p>
       <w:r>
         <w:br w:type="page"/>
+      </w:r>
+    </w:p>
+    <w:p>
+      <w:pPr/>
+      <w:r>
+        <w:t>附 录 A</w:t>
+      </w:r>
+    </w:p>
+    <w:p>
+      <w:pPr/>
+      <w:r>
+        <w:t>（规范性）</w:t>
+      </w:r>
+    </w:p>
+    <w:p>
+      <w:pPr/>
+      <w:r>
+        <w:t>各模态评测数据集技术要求</w:t>
+      </w:r>
+    </w:p>
+    <w:p>
+      <w:pPr>
+        <w:pStyle w:val="3"/>
+      </w:pPr>
+      <w:r>
+        <w:t>A.1  通用要求</w:t>
+      </w:r>
+    </w:p>
+    <w:p>
+      <w:pPr/>
+      <w:r>
+        <w:t>本附录规定各模态评测数据集应满足的技术要求，与7.2配合使用，旨在保证评测的可重复性与可落地性。</w:t>
+      </w:r>
+    </w:p>
+    <w:p>
+      <w:pPr/>
+      <w:r>
+        <w:t>a) 数据格式：图像数据采用JPEG（高质量、压缩失真不可见）或PNG无损格式；脉象等时序信号采用CSV或WFDB等通用时序格式；文本数据采用UTF-8编码的纯文本或JSON；音频数据采用WAV（PCM）格式。</w:t>
+      </w:r>
+    </w:p>
+    <w:p>
+      <w:pPr/>
+      <w:r>
+        <w:t>b) 样本规模：每个典型任务的单个能力项有效样本不少于200条；预警舌象、毒性药物警示、特殊人群保护等高风险能力项应覆盖全部子类型，且每一子类型样本不少于30条。</w:t>
+      </w:r>
+    </w:p>
+    <w:p>
+      <w:pPr/>
+      <w:r>
+        <w:t>c) 类别均衡：同一任务各类别样本数量应相对均衡，类别不平衡比不超过10:1；对罕见但临床重要的类别（如预警舌象）应保证最小样本量。</w:t>
+      </w:r>
+    </w:p>
+    <w:p>
+      <w:pPr/>
+      <w:r>
+        <w:t>d) 标注字段：每条样本应至少包含唯一标识、模态类型、采集设备信息、标注标签、金标准来源（专家共识或临床诊断）以及数据来源标识（真实临床数据或模拟数据）。</w:t>
+      </w:r>
+    </w:p>
+    <w:p>
+      <w:pPr/>
+      <w:r>
+        <w:t>e) 划分与隔离：评测集应与模型训练集严格隔离，并保留扰动样本子集（图像增强、色彩偏移、轻度模糊等）用于数据泄露核查。</w:t>
+      </w:r>
+    </w:p>
+    <w:p>
+      <w:pPr>
+        <w:pStyle w:val="3"/>
+      </w:pPr>
+      <w:r>
+        <w:t>A.2  舌象图像数据集</w:t>
+      </w:r>
+    </w:p>
+    <w:p>
+      <w:pPr/>
+      <w:r>
+        <w:t>a) 采集设备应符合YY/T 1657—2019的要求，采用标准光源（明确色温与显色指数要求）并配置标准色卡进行色彩校正；</w:t>
+      </w:r>
+    </w:p>
+    <w:p>
+      <w:pPr/>
+      <w:r>
+        <w:t>b) 图像分辨率不低于1000像素×1000像素，舌体区域占比不低于画面的1/3，对焦清晰、无明显反光与遮挡；</w:t>
+      </w:r>
+    </w:p>
+    <w:p>
+      <w:pPr/>
+      <w:r>
+        <w:t>c) 标注字段应覆盖舌色、舌红位置、舌形、舌态、齿痕、苔色、苔质、厚薄、苔分布及部位、津液、瘀点瘀斑、舌下络脉（长度、宽度、颜色、曲张程度、有无结节或紫珠）以及预警舌象类型；</w:t>
+      </w:r>
+    </w:p>
+    <w:p>
+      <w:pPr/>
+      <w:r>
+        <w:t>d) 应包含一定比例的模糊图像、非舌象图像、强反光等边界样本与负样本，用于合理拒绝能力评测。</w:t>
+      </w:r>
+    </w:p>
+    <w:p>
+      <w:pPr>
+        <w:pStyle w:val="3"/>
+      </w:pPr>
+      <w:r>
+        <w:t>A.3  脉象信号数据集</w:t>
+      </w:r>
+    </w:p>
+    <w:p>
+      <w:pPr/>
+      <w:r>
+        <w:t>a) 采集设备应记录传感器型号、取脉部位（寸、关、尺）与取脉压力（举、按、寻）信息；</w:t>
+      </w:r>
+    </w:p>
+    <w:p>
+      <w:pPr/>
+      <w:r>
+        <w:t>b) 采样频率不低于1000 Hz，单段有效采集时长不少于30 s，并记录同步的脉图波形；</w:t>
+      </w:r>
+    </w:p>
+    <w:p>
+      <w:pPr/>
+      <w:r>
+        <w:t>c) 标注字段应覆盖脉位、脉率、脉力、脉形、脉势、脉名（八纲脉与二十八脉）、相兼脉组合及对应证候；</w:t>
+      </w:r>
+    </w:p>
+    <w:p>
+      <w:pPr/>
+      <w:r>
+        <w:t>d) 应提供与同一受检者配对的舌象、问诊等数据标识，以支持舌脉联合分析与四诊合参评测。</w:t>
+      </w:r>
+    </w:p>
+    <w:p>
+      <w:pPr>
+        <w:pStyle w:val="3"/>
+      </w:pPr>
+      <w:r>
+        <w:t>A.4  面象图像数据集</w:t>
+      </w:r>
+    </w:p>
+    <w:p>
+      <w:pPr/>
+      <w:r>
+        <w:t>a) 采用标准光源与标准色卡，正面标准角度采集，分辨率不低于1000像素×1000像素；</w:t>
+      </w:r>
+    </w:p>
+    <w:p>
+      <w:pPr/>
+      <w:r>
+        <w:t>b) 标注字段应覆盖五色（青、赤、黄、白、黑）、色泽明晦、目部特征、唇部特征。</w:t>
+      </w:r>
+    </w:p>
+    <w:p>
+      <w:pPr>
+        <w:pStyle w:val="3"/>
+      </w:pPr>
+      <w:r>
+        <w:t>A.5  声象数据集</w:t>
+      </w:r>
+    </w:p>
+    <w:p>
+      <w:pPr/>
+      <w:r>
+        <w:t>a) 采样频率不低于16 kHz，量化位数不低于16 bit，并记录采集环境与背景噪声水平；</w:t>
+      </w:r>
+    </w:p>
+    <w:p>
+      <w:pPr/>
+      <w:r>
+        <w:t>b) 标注字段应覆盖声音强弱、语速节律、咳嗽类型、呼吸音类型，并标注声音事件的起止时间。</w:t>
+      </w:r>
+    </w:p>
+    <w:p>
+      <w:pPr>
+        <w:pStyle w:val="3"/>
+      </w:pPr>
+      <w:r>
+        <w:t>A.6  问诊文本数据集</w:t>
+      </w:r>
+    </w:p>
+    <w:p>
+      <w:pPr/>
+      <w:r>
+        <w:t>a) 文本应经去标识化处理，去除可识别个人身份的信息；</w:t>
+      </w:r>
+    </w:p>
+    <w:p>
+      <w:pPr/>
+      <w:r>
+        <w:t>b) 应采用序列标注方式标注症状术语、体征术语，并标注主诉与病史信息；</w:t>
+      </w:r>
+    </w:p>
+    <w:p>
+      <w:pPr/>
+      <w:r>
+        <w:t>c) 中医术语标注应映射至GB/T 16751系列与GB/T 15657—2021规定的术语与编码体系。</w:t>
+      </w:r>
+    </w:p>
+    <w:p>
+      <w:pPr>
+        <w:pStyle w:val="3"/>
+      </w:pPr>
+      <w:r>
+        <w:t>A.7  中药材图像数据集</w:t>
+      </w:r>
+    </w:p>
+    <w:p>
+      <w:pPr/>
+      <w:r>
+        <w:t>a) 采用标准光源并放置比例尺，提供整体与断面等多视角图像，分辨率不低于1000像素×1000像素；</w:t>
+      </w:r>
+    </w:p>
+    <w:p>
+      <w:pPr/>
+      <w:r>
+        <w:t>b) 标注字段应覆盖品种、真伪、质量等级、形态特征（形状、大小、断面）及色泽特征。</w:t>
+      </w:r>
+    </w:p>
+    <w:p>
+      <w:pPr>
+        <w:pStyle w:val="3"/>
+      </w:pPr>
+      <w:r>
+        <w:t>A.8  多模态配对数据集</w:t>
+      </w:r>
+    </w:p>
+    <w:p>
+      <w:pPr/>
+      <w:r>
+        <w:t>a) 多模态配对样本应来源于同一受检者的同一次诊疗过程，并保证各模态采集时间一致性与可对齐性；</w:t>
+      </w:r>
+    </w:p>
+    <w:p>
+      <w:pPr/>
+      <w:r>
+        <w:t>b) 应提供由不少于3名执业中医师形成的辨证金标准及病机分析；</w:t>
+      </w:r>
+    </w:p>
+    <w:p>
+      <w:pPr/>
+      <w:r>
+        <w:t>c) 临床动态诊疗评测数据应包含初诊—复诊—随访的纵向配对记录，覆盖症状演变、舌脉转归、方药加减与疗效反馈；</w:t>
+      </w:r>
+    </w:p>
+    <w:p>
+      <w:pPr/>
+      <w:r>
+        <w:t>d) 应标注模态完整性信息，并构建部分模态缺失的样本以支持缺失模态补偿评测。</w:t>
       </w:r>
     </w:p>
     <w:p>
